--- a/data/seed/responses/pacificcorr/PacificCorr_Proposal.docx
+++ b/data/seed/responses/pacificcorr/PacificCorr_Proposal.docx
@@ -53,7 +53,7 @@
     </w:p>
     <w:p>
       <w:r>
-        <w:t>Our plant is certified to ISO 9001:2015 (certificate attached, valid through 30 November 2027) and holds FSC chain of custody. A burst and compression test report is issued for each production lot and travels with the shipping documents. Installed capacity is 6,000 tonnes a month. Please allow 35 days from order to arrival at port. We are unable to offer open credit to new customers.</w:t>
+        <w:t>Our plant is certified to ISO 9001:2015 (certificate attached, valid through 30 November 2027) and holds FSC chain of custody. A burst and compression test report is issued for each production lot and travels with the shipping documents. Installed capacity is 6,000 tonnes a month. Please allow 35 days from order to arrival at port. We are unable to offer open credit to new customers. Group revenue was USD 60 million in 2025 and we have been operating since 2001. We are not rated by an Indian credit rating agency.</w:t>
       </w:r>
     </w:p>
     <w:sectPr>
